--- a/9-交付管理/运行记录类文件/090209-天津港引航中心引航信息系统及设备维护项目-交付改进报告(截止2025年12月).docx
+++ b/9-交付管理/运行记录类文件/090209-天津港引航中心引航信息系统及设备维护项目-交付改进报告(截止2025年12月).docx
@@ -274,12 +274,6 @@
             <w:insideH w:val="none" w:color="auto" w:sz="0" w:space="0"/>
             <w:insideV w:val="none" w:color="auto" w:sz="0" w:space="0"/>
           </w:tblBorders>
-          <w:tblCellMar>
-            <w:top w:w="0" w:type="dxa"/>
-            <w:left w:w="108" w:type="dxa"/>
-            <w:bottom w:w="0" w:type="dxa"/>
-            <w:right w:w="108" w:type="dxa"/>
-          </w:tblCellMar>
         </w:tblPrEx>
         <w:trPr>
           <w:trHeight w:val="810" w:hRule="atLeast"/>
@@ -478,8 +472,25 @@
               <w:rPr>
                 <w:rFonts w:hint="eastAsia" w:ascii="宋体" w:hAnsi="宋体" w:cs="宋体"/>
                 <w:sz w:val="21"/>
-              </w:rPr>
-              <w:t>编制时间:</w:t>
+                <w:lang w:val="en-US" w:eastAsia="zh-CN"/>
+              </w:rPr>
+              <w:t>审核</w:t>
+            </w:r>
+            <w:r>
+              <w:rPr>
+                <w:rFonts w:hint="eastAsia" w:ascii="宋体" w:hAnsi="宋体" w:cs="宋体"/>
+                <w:sz w:val="21"/>
+              </w:rPr>
+              <w:t>时</w:t>
+            </w:r>
+            <w:bookmarkStart w:id="46" w:name="_GoBack"/>
+            <w:bookmarkEnd w:id="46"/>
+            <w:r>
+              <w:rPr>
+                <w:rFonts w:hint="eastAsia" w:ascii="宋体" w:hAnsi="宋体" w:cs="宋体"/>
+                <w:sz w:val="21"/>
+              </w:rPr>
+              <w:t>间:</w:t>
             </w:r>
             <w:r>
               <w:rPr>
@@ -2109,23 +2120,7 @@
               <w:szCs w:val="30"/>
               <w:lang w:eastAsia="zh-CN"/>
             </w:rPr>
-            <w:t>报告</w:t>
-          </w:r>
-          <w:r>
-            <w:rPr>
-              <w:rFonts w:hint="eastAsia"/>
-              <w:szCs w:val="30"/>
-              <w:lang w:eastAsia="zh-CN"/>
-            </w:rPr>
-            <w:t xml:space="preserve"> </w:t>
-          </w:r>
-          <w:r>
-            <w:rPr>
-              <w:rFonts w:hint="eastAsia"/>
-              <w:szCs w:val="30"/>
-              <w:lang w:eastAsia="zh-CN"/>
-            </w:rPr>
-            <w:t>（截止2025年12月）</w:t>
+            <w:t>报告 （截止2025年12月）</w:t>
           </w:r>
           <w:r>
             <w:rPr>
@@ -3618,7 +3613,6 @@
         <w:pStyle w:val="30"/>
         <w:bidi w:val="0"/>
       </w:pPr>
-      <w:bookmarkStart w:id="46" w:name="_GoBack"/>
       <w:r>
         <w:t>本报告旨在全面总结天津港引航中心引航信息系统及设备维护项目2025年度的交付改进工作，回顾交付体系建设、数据清洗专项、服务交付质量、应急管理能力等方面的改进成果，分析存在问题，明确后续改进方向。</w:t>
       </w:r>
@@ -3641,7 +3635,6 @@
         <w:t>总体评价：项目交付体系已基本建立，数据清洗工作顺利完成，服务质量持续提升，应急管理能力得到有效加强，各项交付物按时保质完成，客户满意度保持高位。</w:t>
       </w:r>
     </w:p>
-    <w:bookmarkEnd w:id="46"/>
     <w:p>
       <w:pPr>
         <w:pStyle w:val="29"/>
@@ -3751,12 +3744,6 @@
             <w:insideH w:val="none" w:color="DEE0E3" w:sz="0" w:space="0"/>
             <w:insideV w:val="none" w:color="DEE0E3" w:sz="0" w:space="0"/>
           </w:tblBorders>
-          <w:tblCellMar>
-            <w:top w:w="0" w:type="dxa"/>
-            <w:left w:w="10" w:type="dxa"/>
-            <w:bottom w:w="0" w:type="dxa"/>
-            <w:right w:w="10" w:type="dxa"/>
-          </w:tblCellMar>
         </w:tblPrEx>
         <w:trPr>
           <w:trHeight w:val="0" w:hRule="atLeast"/>
@@ -4844,12 +4831,6 @@
             <w:insideH w:val="none" w:color="DEE0E3" w:sz="0" w:space="0"/>
             <w:insideV w:val="none" w:color="DEE0E3" w:sz="0" w:space="0"/>
           </w:tblBorders>
-          <w:tblCellMar>
-            <w:top w:w="0" w:type="dxa"/>
-            <w:left w:w="10" w:type="dxa"/>
-            <w:bottom w:w="0" w:type="dxa"/>
-            <w:right w:w="10" w:type="dxa"/>
-          </w:tblCellMar>
         </w:tblPrEx>
         <w:trPr>
           <w:trHeight w:val="0" w:hRule="atLeast"/>
@@ -7107,8 +7088,8 @@
         <w:topLinePunct w:val="0"/>
         <w:bidi w:val="0"/>
       </w:pPr>
-      <w:bookmarkStart w:id="20" w:name="heading_10"/>
-      <w:bookmarkStart w:id="21" w:name="_Toc30249"/>
+      <w:bookmarkStart w:id="20" w:name="_Toc30249"/>
+      <w:bookmarkStart w:id="21" w:name="heading_10"/>
       <w:r>
         <w:t>服务交付质量改进</w:t>
       </w:r>
@@ -8101,8 +8082,8 @@
         <w:topLinePunct w:val="0"/>
         <w:bidi w:val="0"/>
       </w:pPr>
-      <w:bookmarkStart w:id="24" w:name="heading_12"/>
-      <w:bookmarkStart w:id="25" w:name="_Toc8844"/>
+      <w:bookmarkStart w:id="24" w:name="_Toc8844"/>
+      <w:bookmarkStart w:id="25" w:name="heading_12"/>
       <w:r>
         <w:t>系统运行保障</w:t>
       </w:r>
@@ -8242,8 +8223,8 @@
         <w:topLinePunct w:val="0"/>
         <w:bidi w:val="0"/>
       </w:pPr>
-      <w:bookmarkStart w:id="26" w:name="heading_13"/>
-      <w:bookmarkStart w:id="27" w:name="_Toc10629"/>
+      <w:bookmarkStart w:id="26" w:name="_Toc10629"/>
+      <w:bookmarkStart w:id="27" w:name="heading_13"/>
       <w:r>
         <w:t>客户满意度改进</w:t>
       </w:r>
@@ -8396,8 +8377,8 @@
         <w:topLinePunct w:val="0"/>
         <w:bidi w:val="0"/>
       </w:pPr>
-      <w:bookmarkStart w:id="32" w:name="heading_16"/>
-      <w:bookmarkStart w:id="33" w:name="_Toc6510"/>
+      <w:bookmarkStart w:id="32" w:name="_Toc6510"/>
+      <w:bookmarkStart w:id="33" w:name="heading_16"/>
       <w:r>
         <w:t>应急演练准备</w:t>
       </w:r>
@@ -8484,8 +8465,8 @@
         <w:topLinePunct w:val="0"/>
         <w:bidi w:val="0"/>
       </w:pPr>
-      <w:bookmarkStart w:id="34" w:name="heading_17"/>
-      <w:bookmarkStart w:id="35" w:name="_Toc14101"/>
+      <w:bookmarkStart w:id="34" w:name="_Toc14101"/>
+      <w:bookmarkStart w:id="35" w:name="heading_17"/>
       <w:r>
         <w:t>应急能力提升成果</w:t>
       </w:r>
@@ -9245,8 +9226,8 @@
         <w:topLinePunct w:val="0"/>
         <w:bidi w:val="0"/>
       </w:pPr>
-      <w:bookmarkStart w:id="36" w:name="heading_18"/>
-      <w:bookmarkStart w:id="37" w:name="_Toc23102"/>
+      <w:bookmarkStart w:id="36" w:name="_Toc23102"/>
+      <w:bookmarkStart w:id="37" w:name="heading_18"/>
       <w:r>
         <w:t>存在问题与改进方向</w:t>
       </w:r>
@@ -10723,8 +10704,8 @@
         <w:topLinePunct w:val="0"/>
         <w:bidi w:val="0"/>
       </w:pPr>
-      <w:bookmarkStart w:id="42" w:name="heading_21"/>
-      <w:bookmarkStart w:id="43" w:name="_Toc13570"/>
+      <w:bookmarkStart w:id="42" w:name="_Toc13570"/>
+      <w:bookmarkStart w:id="43" w:name="heading_21"/>
       <w:r>
         <w:t>下一步工作计划</w:t>
       </w:r>
